--- a/Modulos de interfaz.docx
+++ b/Modulos de interfaz.docx
@@ -49,7 +49,55 @@
           <w:szCs w:val="24"/>
           <w:lang w:val="es-ES"/>
         </w:rPr>
-        <w:t>Lista de módulos que requiere nuestro software para escuelas de futbol</w:t>
+        <w:t>Lista de módulos que requiere nuestro software para</w:t>
+      </w:r>
+      <w:r>
+        <w:rPr>
+          <w:rFonts w:ascii="Times New Roman" w:hAnsi="Times New Roman" w:cs="Times New Roman"/>
+          <w:sz w:val="24"/>
+          <w:szCs w:val="24"/>
+          <w:lang w:val="es-ES"/>
+        </w:rPr>
+        <w:t xml:space="preserve"> una</w:t>
+      </w:r>
+      <w:r>
+        <w:rPr>
+          <w:rFonts w:ascii="Times New Roman" w:hAnsi="Times New Roman" w:cs="Times New Roman"/>
+          <w:sz w:val="24"/>
+          <w:szCs w:val="24"/>
+          <w:lang w:val="es-ES"/>
+        </w:rPr>
+        <w:t xml:space="preserve"> escuela de futbol</w:t>
+      </w:r>
+    </w:p>
+    <w:p>
+      <w:pPr>
+        <w:rPr>
+          <w:rFonts w:ascii="Times New Roman" w:hAnsi="Times New Roman" w:cs="Times New Roman"/>
+          <w:sz w:val="24"/>
+          <w:szCs w:val="24"/>
+          <w:lang w:val="es-ES"/>
+        </w:rPr>
+      </w:pPr>
+    </w:p>
+    <w:p>
+      <w:pPr>
+        <w:rPr>
+          <w:rFonts w:ascii="Times New Roman" w:hAnsi="Times New Roman" w:cs="Times New Roman"/>
+          <w:sz w:val="24"/>
+          <w:szCs w:val="24"/>
+          <w:u w:val="single"/>
+          <w:lang w:val="es-ES"/>
+        </w:rPr>
+      </w:pPr>
+      <w:r>
+        <w:rPr>
+          <w:rFonts w:ascii="Times New Roman" w:hAnsi="Times New Roman" w:cs="Times New Roman"/>
+          <w:sz w:val="24"/>
+          <w:szCs w:val="24"/>
+          <w:lang w:val="es-ES"/>
+        </w:rPr>
+        <w:t>Sebastian</w:t>
       </w:r>
     </w:p>
     <w:p>
@@ -151,25 +199,31 @@
     <w:p>
       <w:pPr>
         <w:pStyle w:val="Prrafodelista"/>
-        <w:numPr>
-          <w:ilvl w:val="0"/>
-          <w:numId w:val="1"/>
-        </w:numPr>
-        <w:rPr>
-          <w:rFonts w:ascii="Times New Roman" w:hAnsi="Times New Roman" w:cs="Times New Roman"/>
-          <w:sz w:val="24"/>
-          <w:szCs w:val="24"/>
-          <w:lang w:val="es-ES"/>
-        </w:rPr>
-      </w:pPr>
-      <w:r>
-        <w:rPr>
-          <w:rFonts w:ascii="Times New Roman" w:hAnsi="Times New Roman" w:cs="Times New Roman"/>
-          <w:sz w:val="24"/>
-          <w:szCs w:val="24"/>
-          <w:lang w:val="es-ES"/>
-        </w:rPr>
-        <w:t>Entrenador</w:t>
+        <w:rPr>
+          <w:rFonts w:ascii="Times New Roman" w:hAnsi="Times New Roman" w:cs="Times New Roman"/>
+          <w:sz w:val="24"/>
+          <w:szCs w:val="24"/>
+          <w:lang w:val="es-ES"/>
+        </w:rPr>
+      </w:pPr>
+    </w:p>
+    <w:p>
+      <w:pPr>
+        <w:rPr>
+          <w:rFonts w:ascii="Times New Roman" w:hAnsi="Times New Roman" w:cs="Times New Roman"/>
+          <w:sz w:val="24"/>
+          <w:szCs w:val="24"/>
+          <w:lang w:val="es-ES"/>
+        </w:rPr>
+      </w:pPr>
+      <w:r>
+        <w:rPr>
+          <w:rFonts w:ascii="Times New Roman" w:hAnsi="Times New Roman" w:cs="Times New Roman"/>
+          <w:sz w:val="24"/>
+          <w:szCs w:val="24"/>
+          <w:lang w:val="es-ES"/>
+        </w:rPr>
+        <w:t>Alexander</w:t>
       </w:r>
     </w:p>
     <w:p>
@@ -193,7 +247,7 @@
           <w:szCs w:val="24"/>
           <w:lang w:val="es-ES"/>
         </w:rPr>
-        <w:t>Acudiente</w:t>
+        <w:t>Entrenador</w:t>
       </w:r>
     </w:p>
     <w:p>
@@ -217,7 +271,7 @@
           <w:szCs w:val="24"/>
           <w:lang w:val="es-ES"/>
         </w:rPr>
-        <w:t>Pagos/Detalles de pagos</w:t>
+        <w:t>Acudiente</w:t>
       </w:r>
     </w:p>
     <w:p>
@@ -241,7 +295,7 @@
           <w:szCs w:val="24"/>
           <w:lang w:val="es-ES"/>
         </w:rPr>
-        <w:t>Datos básicos de la escuela</w:t>
+        <w:t>Pagos/Detalles de pagos</w:t>
       </w:r>
     </w:p>
     <w:p>
@@ -265,7 +319,50 @@
           <w:szCs w:val="24"/>
           <w:lang w:val="es-ES"/>
         </w:rPr>
+        <w:t>Datos básicos de la escuela</w:t>
+      </w:r>
+    </w:p>
+    <w:p>
+      <w:pPr>
+        <w:pStyle w:val="Prrafodelista"/>
+        <w:numPr>
+          <w:ilvl w:val="0"/>
+          <w:numId w:val="1"/>
+        </w:numPr>
+        <w:rPr>
+          <w:rFonts w:ascii="Times New Roman" w:hAnsi="Times New Roman" w:cs="Times New Roman"/>
+          <w:sz w:val="24"/>
+          <w:szCs w:val="24"/>
+          <w:lang w:val="es-ES"/>
+        </w:rPr>
+      </w:pPr>
+      <w:r>
+        <w:rPr>
+          <w:rFonts w:ascii="Times New Roman" w:hAnsi="Times New Roman" w:cs="Times New Roman"/>
+          <w:sz w:val="24"/>
+          <w:szCs w:val="24"/>
+          <w:lang w:val="es-ES"/>
+        </w:rPr>
         <w:t>Entrenamientos/Calendario</w:t>
+      </w:r>
+    </w:p>
+    <w:p>
+      <w:pPr>
+        <w:rPr>
+          <w:rFonts w:ascii="Times New Roman" w:hAnsi="Times New Roman" w:cs="Times New Roman"/>
+          <w:sz w:val="24"/>
+          <w:szCs w:val="24"/>
+          <w:lang w:val="es-ES"/>
+        </w:rPr>
+      </w:pPr>
+      <w:r>
+        <w:rPr>
+          <w:rFonts w:ascii="Times New Roman" w:hAnsi="Times New Roman" w:cs="Times New Roman"/>
+          <w:sz w:val="24"/>
+          <w:szCs w:val="24"/>
+          <w:lang w:val="es-ES"/>
+        </w:rPr>
+        <w:t>Johan</w:t>
       </w:r>
     </w:p>
     <w:p>
